--- a/Nitya_Laptop/MB Section/5- SIO -EC Requirement and Post Power Btn Pressed/About Signal/SYSON & SUSP/SYSON & SUSP.docx
+++ b/Nitya_Laptop/MB Section/5- SIO -EC Requirement and Post Power Btn Pressed/About Signal/SYSON & SUSP/SYSON & SUSP.docx
@@ -181,6 +181,7 @@
       <w:r>
         <w:rPr>
           <w:rFonts w:ascii="Times New Roman" w:hAnsi="Times New Roman" w:cs="Times New Roman"/>
+          <w:noProof/>
           <w:sz w:val="24"/>
           <w:szCs w:val="24"/>
         </w:rPr>
@@ -397,13 +398,7 @@
         <w:t>CPU, RAM aur chipset ki power start karna.</w:t>
       </w:r>
       <w:r>
-        <w:t xml:space="preserve"> (</w:t>
-      </w:r>
-      <w:r>
-        <w:t>CPU / RAM / PCH Power</w:t>
-      </w:r>
-      <w:r>
-        <w:t>)</w:t>
+        <w:t xml:space="preserve"> (CPU / RAM / PCH Power)</w:t>
       </w:r>
     </w:p>
     <w:p>
@@ -532,6 +527,7 @@
       <w:r>
         <w:rPr>
           <w:rFonts w:ascii="Times New Roman" w:hAnsi="Times New Roman" w:cs="Times New Roman"/>
+          <w:noProof/>
           <w:sz w:val="24"/>
           <w:szCs w:val="24"/>
         </w:rPr>
@@ -1058,6 +1054,7 @@
       <w:r>
         <w:rPr>
           <w:rFonts w:ascii="Times New Roman" w:hAnsi="Times New Roman" w:cs="Times New Roman"/>
+          <w:noProof/>
           <w:sz w:val="24"/>
           <w:szCs w:val="24"/>
         </w:rPr>
@@ -1110,6 +1107,7 @@
       <w:r>
         <w:rPr>
           <w:rFonts w:ascii="Times New Roman" w:hAnsi="Times New Roman" w:cs="Times New Roman"/>
+          <w:noProof/>
           <w:sz w:val="24"/>
           <w:szCs w:val="24"/>
         </w:rPr>
@@ -1211,6 +1209,7 @@
           <w:rFonts w:ascii="Times New Roman" w:eastAsia="Times New Roman" w:hAnsi="Times New Roman" w:cs="Times New Roman"/>
           <w:b/>
           <w:bCs/>
+          <w:noProof/>
           <w:kern w:val="36"/>
           <w:sz w:val="30"/>
           <w:szCs w:val="30"/>
@@ -1279,6 +1278,7 @@
           <w:rFonts w:ascii="Times New Roman" w:eastAsia="Times New Roman" w:hAnsi="Times New Roman" w:cs="Times New Roman"/>
           <w:b/>
           <w:bCs/>
+          <w:noProof/>
           <w:kern w:val="36"/>
           <w:sz w:val="30"/>
           <w:szCs w:val="30"/>
@@ -1427,6 +1427,7 @@
           <w:rFonts w:ascii="Times New Roman" w:eastAsia="Times New Roman" w:hAnsi="Times New Roman" w:cs="Times New Roman"/>
           <w:b/>
           <w:bCs/>
+          <w:noProof/>
           <w:kern w:val="36"/>
           <w:sz w:val="30"/>
           <w:szCs w:val="30"/>
@@ -2777,6 +2778,20 @@
         </w:tc>
       </w:tr>
     </w:tbl>
+    <w:p>
+      <w:pPr>
+        <w:spacing w:before="100" w:beforeAutospacing="1" w:after="100" w:afterAutospacing="1" w:line="240" w:lineRule="auto"/>
+        <w:outlineLvl w:val="0"/>
+        <w:rPr>
+          <w:rFonts w:ascii="Times New Roman" w:eastAsia="Times New Roman" w:hAnsi="Times New Roman" w:cs="Times New Roman"/>
+          <w:b/>
+          <w:bCs/>
+          <w:kern w:val="36"/>
+          <w:sz w:val="30"/>
+          <w:szCs w:val="30"/>
+        </w:rPr>
+      </w:pPr>
+    </w:p>
     <w:p>
       <w:pPr>
         <w:spacing w:before="100" w:beforeAutospacing="1" w:after="100" w:afterAutospacing="1" w:line="240" w:lineRule="auto"/>
